--- a/Admin Artifex7.docx
+++ b/Admin Artifex7.docx
@@ -181,11 +181,157 @@
     </w:p>
     <w:p>
       <w:pPr>
-        <w:rPr>
-          <w:lang w:val="es-ES_tradnl"/>
-        </w:rPr>
-      </w:pPr>
+        <w:pStyle w:val="Prrafodelista"/>
+        <w:numPr>
+          <w:ilvl w:val="0"/>
+          <w:numId w:val="2"/>
+        </w:numPr>
+      </w:pPr>
+      <w:r>
+        <w:rPr>
+          <w:lang w:val="es-ES_tradnl"/>
+        </w:rPr>
+        <w:t xml:space="preserve">Cuando un profesional </w:t>
+      </w:r>
+      <w:r>
+        <w:rPr>
+          <w:lang w:val="es-ES_tradnl"/>
+        </w:rPr>
+        <w:t xml:space="preserve">independiente o de empresa </w:t>
+      </w:r>
+      <w:r>
+        <w:rPr>
+          <w:lang w:val="es-ES_tradnl"/>
+        </w:rPr>
+        <w:t>se registra e ingresa por primera vez</w:t>
+      </w:r>
+      <w:r>
+        <w:rPr>
+          <w:lang w:val="es-ES_tradnl"/>
+        </w:rPr>
+        <w:t xml:space="preserve"> el estado es “En revisión”, </w:t>
+      </w:r>
+      <w:proofErr w:type="spellStart"/>
+      <w:r>
+        <w:rPr>
+          <w:lang w:val="es-ES_tradnl"/>
+        </w:rPr>
+        <w:t>cambialo</w:t>
+      </w:r>
+      <w:proofErr w:type="spellEnd"/>
+      <w:r>
+        <w:rPr>
+          <w:lang w:val="es-ES_tradnl"/>
+        </w:rPr>
+        <w:t xml:space="preserve"> a un nuevo estado </w:t>
+      </w:r>
+      <w:r>
+        <w:rPr>
+          <w:lang w:val="es-ES_tradnl"/>
+        </w:rPr>
+        <w:t xml:space="preserve">llamado </w:t>
+      </w:r>
+      <w:r>
+        <w:rPr>
+          <w:lang w:val="es-ES_tradnl"/>
+        </w:rPr>
+        <w:t>“</w:t>
+      </w:r>
+      <w:r>
+        <w:rPr>
+          <w:lang w:val="es-ES_tradnl"/>
+        </w:rPr>
+        <w:t>Registrado”</w:t>
+      </w:r>
+      <w:r>
+        <w:rPr>
+          <w:lang w:val="es-ES_tradnl"/>
+        </w:rPr>
+        <w:t xml:space="preserve">. </w:t>
+      </w:r>
     </w:p>
+    <w:p>
+      <w:pPr>
+        <w:pStyle w:val="Prrafodelista"/>
+        <w:numPr>
+          <w:ilvl w:val="0"/>
+          <w:numId w:val="2"/>
+        </w:numPr>
+      </w:pPr>
+      <w:r>
+        <w:rPr>
+          <w:lang w:val="es-ES_tradnl"/>
+        </w:rPr>
+        <w:t xml:space="preserve">Cuando un profesional independiente o de empresa se registra e ingresa por primera vez </w:t>
+      </w:r>
+      <w:r>
+        <w:rPr>
+          <w:lang w:val="es-ES_tradnl"/>
+        </w:rPr>
+        <w:t>en</w:t>
+      </w:r>
+      <w:r>
+        <w:rPr>
+          <w:lang w:val="es-ES_tradnl"/>
+        </w:rPr>
+        <w:t xml:space="preserve"> su perfil recibe un mensaje de “</w:t>
+      </w:r>
+      <w:r>
+        <w:rPr>
+          <w:lang w:val="es-ES_tradnl"/>
+        </w:rPr>
+        <w:t>Cuenta en revisión” y un segundo mensaje abajo con el mensaje: “</w:t>
+      </w:r>
+      <w:r>
+        <w:rPr>
+          <w:lang w:val="es-ES_tradnl"/>
+        </w:rPr>
+        <w:t>Su solicitud está siendo revisada por el equipo de ARTIFEX7. Le notificaremos cuando su cuenta sea activada</w:t>
+      </w:r>
+      <w:r>
+        <w:rPr>
+          <w:lang w:val="es-ES_tradnl"/>
+        </w:rPr>
+        <w:t>”, quiero que cambies el segundo por el siguiente: “</w:t>
+      </w:r>
+      <w:r>
+        <w:rPr>
+          <w:lang w:val="es-ES_tradnl"/>
+        </w:rPr>
+        <w:t xml:space="preserve">Por favor ver a la sección de “Mi Perfil” y completa las diferentes secciones, cuando las hayas completado da clic al siguiente botón para que validemos tu cuenta” y agregar un botón </w:t>
+      </w:r>
+      <w:r>
+        <w:rPr>
+          <w:lang w:val="es-ES_tradnl"/>
+        </w:rPr>
+        <w:t>de “Perfil Completado</w:t>
+      </w:r>
+      <w:r>
+        <w:rPr>
+          <w:lang w:val="es-ES_tradnl"/>
+        </w:rPr>
+        <w:t>, solicita activación de cuenta</w:t>
+      </w:r>
+      <w:r>
+        <w:rPr>
+          <w:lang w:val="es-ES_tradnl"/>
+        </w:rPr>
+        <w:t>”</w:t>
+      </w:r>
+      <w:r>
+        <w:rPr>
+          <w:lang w:val="es-ES_tradnl"/>
+        </w:rPr>
+        <w:t xml:space="preserve">, cuando haya enviado este botón el estado pasará a “En Revisión” para que el administrador pueda </w:t>
+      </w:r>
+      <w:r>
+        <w:rPr>
+          <w:lang w:val="es-ES_tradnl"/>
+        </w:rPr>
+        <w:t xml:space="preserve">activar la cuenta. </w:t>
+      </w:r>
+    </w:p>
+    <w:p/>
     <w:p>
       <w:pPr>
         <w:rPr>
@@ -234,6 +380,92 @@
 <file path=word/numbering.xml><?xml version="1.0" encoding="utf-8"?>
 <w:numbering xmlns:wpc="http://schemas.microsoft.com/office/word/2010/wordprocessingCanvas" xmlns:cx="http://schemas.microsoft.com/office/drawing/2014/chartex" xmlns:cx1="http://schemas.microsoft.com/office/drawing/2015/9/8/chartex" xmlns:cx2="http://schemas.microsoft.com/office/drawing/2015/10/21/chartex" xmlns:cx3="http://schemas.microsoft.com/office/drawing/2016/5/9/chartex" xmlns:cx4="http://schemas.microsoft.com/office/drawing/2016/5/10/chartex" xmlns:cx5="http://schemas.microsoft.com/office/drawing/2016/5/11/chartex" xmlns:cx6="http://schemas.microsoft.com/office/drawing/2016/5/12/chartex" xmlns:cx7="http://schemas.microsoft.com/office/drawing/2016/5/13/chartex" xmlns:cx8="http://schemas.microsoft.com/office/drawing/2016/5/14/chartex" xmlns:mc="http://schemas.openxmlformats.org/markup-compatibility/2006" xmlns:aink="http://schemas.microsoft.com/office/drawing/2016/ink" xmlns:am3d="http://schemas.microsoft.com/office/drawing/2017/model3d" xmlns:o="urn:schemas-microsoft-com:office:office" xmlns:oel="http://schemas.microsoft.com/office/2019/extlst" xmlns:r="http://schemas.openxmlformats.org/officeDocument/2006/relationships" xmlns:m="http://schemas.openxmlformats.org/officeDocument/2006/math" xmlns:v="urn:schemas-microsoft-com:vml" xmlns:wp14="http://schemas.microsoft.com/office/word/2010/wordprocessingDrawing" xmlns:wp="http://schemas.openxmlformats.org/drawingml/2006/wordprocessingDrawing" xmlns:w10="urn:schemas-microsoft-com:office:word" xmlns:w="http://schemas.openxmlformats.org/wordprocessingml/2006/main" xmlns:w14="http://schemas.microsoft.com/office/word/2010/wordml" xmlns:w15="http://schemas.microsoft.com/office/word/2012/wordml" xmlns:w16cex="http://schemas.microsoft.com/office/word/2018/wordml/cex" xmlns:w16cid="http://schemas.microsoft.com/office/word/2016/wordml/cid" xmlns:w16="http://schemas.microsoft.com/office/word/2018/wordml" xmlns:w16du="http://schemas.microsoft.com/office/word/2023/wordml/word16du" xmlns:w16sdtdh="http://schemas.microsoft.com/office/word/2020/wordml/sdtdatahash" xmlns:w16sdtfl="http://schemas.microsoft.com/office/word/2024/wordml/sdtformatlock" xmlns:w16se="http://schemas.microsoft.com/office/word/2015/wordml/symex" xmlns:wpg="http://schemas.microsoft.com/office/word/2010/wordprocessingGroup" xmlns:wpi="http://schemas.microsoft.com/office/word/2010/wordprocessingInk" xmlns:wne="http://schemas.microsoft.com/office/word/2006/wordml" xmlns:wps="http://schemas.microsoft.com/office/word/2010/wordprocessingShape" mc:Ignorable="w14 w15 w16se w16cid w16 w16cex w16sdtdh w16sdtfl w16du wp14">
   <w:abstractNum w:abstractNumId="0" w15:restartNumberingAfterBreak="0">
+    <w:nsid w:val="1B0A0ED5"/>
+    <w:multiLevelType w:val="hybridMultilevel"/>
+    <w:tmpl w:val="70B67090"/>
+    <w:lvl w:ilvl="0" w:tplc="080A000F">
+      <w:start w:val="1"/>
+      <w:numFmt w:val="decimal"/>
+      <w:lvlText w:val="%1."/>
+      <w:lvlJc w:val="left"/>
+      <w:pPr>
+        <w:ind w:left="720" w:hanging="360"/>
+      </w:pPr>
+    </w:lvl>
+    <w:lvl w:ilvl="1" w:tplc="080A0019" w:tentative="1">
+      <w:start w:val="1"/>
+      <w:numFmt w:val="lowerLetter"/>
+      <w:lvlText w:val="%2."/>
+      <w:lvlJc w:val="left"/>
+      <w:pPr>
+        <w:ind w:left="1440" w:hanging="360"/>
+      </w:pPr>
+    </w:lvl>
+    <w:lvl w:ilvl="2" w:tplc="080A001B" w:tentative="1">
+      <w:start w:val="1"/>
+      <w:numFmt w:val="lowerRoman"/>
+      <w:lvlText w:val="%3."/>
+      <w:lvlJc w:val="right"/>
+      <w:pPr>
+        <w:ind w:left="2160" w:hanging="180"/>
+      </w:pPr>
+    </w:lvl>
+    <w:lvl w:ilvl="3" w:tplc="080A000F" w:tentative="1">
+      <w:start w:val="1"/>
+      <w:numFmt w:val="decimal"/>
+      <w:lvlText w:val="%4."/>
+      <w:lvlJc w:val="left"/>
+      <w:pPr>
+        <w:ind w:left="2880" w:hanging="360"/>
+      </w:pPr>
+    </w:lvl>
+    <w:lvl w:ilvl="4" w:tplc="080A0019" w:tentative="1">
+      <w:start w:val="1"/>
+      <w:numFmt w:val="lowerLetter"/>
+      <w:lvlText w:val="%5."/>
+      <w:lvlJc w:val="left"/>
+      <w:pPr>
+        <w:ind w:left="3600" w:hanging="360"/>
+      </w:pPr>
+    </w:lvl>
+    <w:lvl w:ilvl="5" w:tplc="080A001B" w:tentative="1">
+      <w:start w:val="1"/>
+      <w:numFmt w:val="lowerRoman"/>
+      <w:lvlText w:val="%6."/>
+      <w:lvlJc w:val="right"/>
+      <w:pPr>
+        <w:ind w:left="4320" w:hanging="180"/>
+      </w:pPr>
+    </w:lvl>
+    <w:lvl w:ilvl="6" w:tplc="080A000F" w:tentative="1">
+      <w:start w:val="1"/>
+      <w:numFmt w:val="decimal"/>
+      <w:lvlText w:val="%7."/>
+      <w:lvlJc w:val="left"/>
+      <w:pPr>
+        <w:ind w:left="5040" w:hanging="360"/>
+      </w:pPr>
+    </w:lvl>
+    <w:lvl w:ilvl="7" w:tplc="080A0019" w:tentative="1">
+      <w:start w:val="1"/>
+      <w:numFmt w:val="lowerLetter"/>
+      <w:lvlText w:val="%8."/>
+      <w:lvlJc w:val="left"/>
+      <w:pPr>
+        <w:ind w:left="5760" w:hanging="360"/>
+      </w:pPr>
+    </w:lvl>
+    <w:lvl w:ilvl="8" w:tplc="080A001B" w:tentative="1">
+      <w:start w:val="1"/>
+      <w:numFmt w:val="lowerRoman"/>
+      <w:lvlText w:val="%9."/>
+      <w:lvlJc w:val="right"/>
+      <w:pPr>
+        <w:ind w:left="6480" w:hanging="180"/>
+      </w:pPr>
+    </w:lvl>
+  </w:abstractNum>
+  <w:abstractNum w:abstractNumId="1" w15:restartNumberingAfterBreak="0">
     <w:nsid w:val="35D62388"/>
     <w:multiLevelType w:val="hybridMultilevel"/>
     <w:tmpl w:val="8D34990E"/>
@@ -347,6 +579,9 @@
     </w:lvl>
   </w:abstractNum>
   <w:num w:numId="1" w16cid:durableId="298071769">
+    <w:abstractNumId w:val="1"/>
+  </w:num>
+  <w:num w:numId="2" w16cid:durableId="1698501019">
     <w:abstractNumId w:val="0"/>
   </w:num>
 </w:numbering>

--- a/Admin Artifex7.docx
+++ b/Admin Artifex7.docx
@@ -338,6 +338,40 @@
           <w:lang w:val="es-ES_tradnl"/>
         </w:rPr>
       </w:pPr>
+    </w:p>
+    <w:p>
+      <w:pPr>
+        <w:rPr>
+          <w:lang w:val="es-ES_tradnl"/>
+        </w:rPr>
+      </w:pPr>
+    </w:p>
+    <w:p>
+      <w:pPr>
+        <w:rPr>
+          <w:lang w:val="es-ES_tradnl"/>
+        </w:rPr>
+      </w:pPr>
+      <w:r>
+        <w:rPr>
+          <w:lang w:val="es-ES_tradnl"/>
+        </w:rPr>
+        <w:t xml:space="preserve">Estoy en el </w:t>
+      </w:r>
+      <w:proofErr w:type="spellStart"/>
+      <w:r>
+        <w:rPr>
+          <w:lang w:val="es-ES_tradnl"/>
+        </w:rPr>
+        <w:t>admin</w:t>
+      </w:r>
+      <w:proofErr w:type="spellEnd"/>
+      <w:r>
+        <w:rPr>
+          <w:lang w:val="es-ES_tradnl"/>
+        </w:rPr>
+        <w:t xml:space="preserve">, perfil de profesional, quiero cambiar el estado de la cuenta, pero no me funcionan los botones para cambiar el estado. Puedes revisar. </w:t>
+      </w:r>
     </w:p>
     <w:p>
       <w:pPr>

--- a/Admin Artifex7.docx
+++ b/Admin Artifex7.docx
@@ -180,160 +180,33 @@
       </w:pPr>
     </w:p>
     <w:p>
-      <w:pPr>
-        <w:pStyle w:val="Prrafodelista"/>
-        <w:numPr>
-          <w:ilvl w:val="0"/>
-          <w:numId w:val="2"/>
-        </w:numPr>
-      </w:pPr>
-      <w:r>
-        <w:rPr>
-          <w:lang w:val="es-ES_tradnl"/>
-        </w:rPr>
-        <w:t xml:space="preserve">Cuando un profesional </w:t>
-      </w:r>
-      <w:r>
-        <w:rPr>
-          <w:lang w:val="es-ES_tradnl"/>
-        </w:rPr>
-        <w:t xml:space="preserve">independiente o de empresa </w:t>
-      </w:r>
-      <w:r>
-        <w:rPr>
-          <w:lang w:val="es-ES_tradnl"/>
-        </w:rPr>
-        <w:t>se registra e ingresa por primera vez</w:t>
-      </w:r>
-      <w:r>
-        <w:rPr>
-          <w:lang w:val="es-ES_tradnl"/>
-        </w:rPr>
-        <w:t xml:space="preserve"> el estado es “En revisión”, </w:t>
-      </w:r>
-      <w:proofErr w:type="spellStart"/>
-      <w:r>
-        <w:rPr>
-          <w:lang w:val="es-ES_tradnl"/>
-        </w:rPr>
-        <w:t>cambialo</w:t>
-      </w:r>
-      <w:proofErr w:type="spellEnd"/>
-      <w:r>
-        <w:rPr>
-          <w:lang w:val="es-ES_tradnl"/>
-        </w:rPr>
-        <w:t xml:space="preserve"> a un nuevo estado </w:t>
-      </w:r>
-      <w:r>
-        <w:rPr>
-          <w:lang w:val="es-ES_tradnl"/>
-        </w:rPr>
-        <w:t xml:space="preserve">llamado </w:t>
-      </w:r>
-      <w:r>
-        <w:rPr>
-          <w:lang w:val="es-ES_tradnl"/>
-        </w:rPr>
-        <w:t>“</w:t>
-      </w:r>
-      <w:r>
-        <w:rPr>
-          <w:lang w:val="es-ES_tradnl"/>
-        </w:rPr>
-        <w:t>Registrado”</w:t>
-      </w:r>
-      <w:r>
-        <w:rPr>
-          <w:lang w:val="es-ES_tradnl"/>
-        </w:rPr>
-        <w:t xml:space="preserve">. </w:t>
+      <w:r>
+        <w:t>En “mi perfil”</w:t>
+      </w:r>
+      <w:r>
+        <w:t xml:space="preserve"> del dashboard del profesional independiente o empresa le pondremos un mensaje en la pestaña “Portafolio” antes de agregar las fotos: “Aquí puedes poner fotografías </w:t>
+      </w:r>
+      <w:r>
+        <w:t xml:space="preserve">sobre tus trabajos realizados”. En la sección “FAQ” pondremos: “Las preguntas frecuentes ayudan a tus posibles </w:t>
+      </w:r>
+      <w:r>
+        <w:t xml:space="preserve">clientes a conocer más acerca de tus servicios.  Por ejemplo: Nueva pregunta: </w:t>
+      </w:r>
+      <w:r>
+        <w:t>¿</w:t>
+      </w:r>
+      <w:r>
+        <w:t>Incluye los materiales en su cotización</w:t>
+      </w:r>
+      <w:r>
+        <w:t>?</w:t>
+      </w:r>
+      <w:r>
+        <w:t xml:space="preserve"> Sí, mis cotizaciones incluyen materiales y mano de obra, pero si lo desea puedo cotizar únicamente mano de obra.” </w:t>
       </w:r>
     </w:p>
     <w:p>
       <w:pPr>
-        <w:pStyle w:val="Prrafodelista"/>
-        <w:numPr>
-          <w:ilvl w:val="0"/>
-          <w:numId w:val="2"/>
-        </w:numPr>
-      </w:pPr>
-      <w:r>
-        <w:rPr>
-          <w:lang w:val="es-ES_tradnl"/>
-        </w:rPr>
-        <w:t xml:space="preserve">Cuando un profesional independiente o de empresa se registra e ingresa por primera vez </w:t>
-      </w:r>
-      <w:r>
-        <w:rPr>
-          <w:lang w:val="es-ES_tradnl"/>
-        </w:rPr>
-        <w:t>en</w:t>
-      </w:r>
-      <w:r>
-        <w:rPr>
-          <w:lang w:val="es-ES_tradnl"/>
-        </w:rPr>
-        <w:t xml:space="preserve"> su perfil recibe un mensaje de “</w:t>
-      </w:r>
-      <w:r>
-        <w:rPr>
-          <w:lang w:val="es-ES_tradnl"/>
-        </w:rPr>
-        <w:t>Cuenta en revisión” y un segundo mensaje abajo con el mensaje: “</w:t>
-      </w:r>
-      <w:r>
-        <w:rPr>
-          <w:lang w:val="es-ES_tradnl"/>
-        </w:rPr>
-        <w:t>Su solicitud está siendo revisada por el equipo de ARTIFEX7. Le notificaremos cuando su cuenta sea activada</w:t>
-      </w:r>
-      <w:r>
-        <w:rPr>
-          <w:lang w:val="es-ES_tradnl"/>
-        </w:rPr>
-        <w:t>”, quiero que cambies el segundo por el siguiente: “</w:t>
-      </w:r>
-      <w:r>
-        <w:rPr>
-          <w:lang w:val="es-ES_tradnl"/>
-        </w:rPr>
-        <w:t xml:space="preserve">Por favor ver a la sección de “Mi Perfil” y completa las diferentes secciones, cuando las hayas completado da clic al siguiente botón para que validemos tu cuenta” y agregar un botón </w:t>
-      </w:r>
-      <w:r>
-        <w:rPr>
-          <w:lang w:val="es-ES_tradnl"/>
-        </w:rPr>
-        <w:t>de “Perfil Completado</w:t>
-      </w:r>
-      <w:r>
-        <w:rPr>
-          <w:lang w:val="es-ES_tradnl"/>
-        </w:rPr>
-        <w:t>, solicita activación de cuenta</w:t>
-      </w:r>
-      <w:r>
-        <w:rPr>
-          <w:lang w:val="es-ES_tradnl"/>
-        </w:rPr>
-        <w:t>”</w:t>
-      </w:r>
-      <w:r>
-        <w:rPr>
-          <w:lang w:val="es-ES_tradnl"/>
-        </w:rPr>
-        <w:t xml:space="preserve">, cuando haya enviado este botón el estado pasará a “En Revisión” para que el administrador pueda </w:t>
-      </w:r>
-      <w:r>
-        <w:rPr>
-          <w:lang w:val="es-ES_tradnl"/>
-        </w:rPr>
-        <w:t xml:space="preserve">activar la cuenta. </w:t>
-      </w:r>
-    </w:p>
-    <w:p/>
-    <w:p>
-      <w:pPr>
         <w:rPr>
           <w:lang w:val="es-ES_tradnl"/>
         </w:rPr>
@@ -345,33 +218,6 @@
           <w:lang w:val="es-ES_tradnl"/>
         </w:rPr>
       </w:pPr>
-    </w:p>
-    <w:p>
-      <w:pPr>
-        <w:rPr>
-          <w:lang w:val="es-ES_tradnl"/>
-        </w:rPr>
-      </w:pPr>
-      <w:r>
-        <w:rPr>
-          <w:lang w:val="es-ES_tradnl"/>
-        </w:rPr>
-        <w:t xml:space="preserve">Estoy en el </w:t>
-      </w:r>
-      <w:proofErr w:type="spellStart"/>
-      <w:r>
-        <w:rPr>
-          <w:lang w:val="es-ES_tradnl"/>
-        </w:rPr>
-        <w:t>admin</w:t>
-      </w:r>
-      <w:proofErr w:type="spellEnd"/>
-      <w:r>
-        <w:rPr>
-          <w:lang w:val="es-ES_tradnl"/>
-        </w:rPr>
-        <w:t xml:space="preserve">, perfil de profesional, quiero cambiar el estado de la cuenta, pero no me funcionan los botones para cambiar el estado. Puedes revisar. </w:t>
-      </w:r>
     </w:p>
     <w:p>
       <w:pPr>
